--- a/Mapped Curriculum Lesson - Supplemental Material/Grade 6/Lesson 05 - More Decisions/More Decisions - Worksheet.docx
+++ b/Mapped Curriculum Lesson - Supplemental Material/Grade 6/Lesson 05 - More Decisions/More Decisions - Worksheet.docx
@@ -1308,33 +1308,7 @@
         <w:rPr>
           <w:color w:val="080808"/>
         </w:rPr>
-        <w:t xml:space="preserve">; the </w:t>
-      </w:r>
-      <w:r>
-        <w:rPr>
-          <w:color w:val="067D17"/>
-          <w:rFonts w:ascii="Consolas" w:hAnsi="Consolas"/>
-        </w:rPr>
-        <w:t>"Excellent"</w:t>
-      </w:r>
-      <w:r>
-        <w:rPr>
-          <w:color w:val="080808"/>
-        </w:rPr>
-        <w:t xml:space="preserve"> and </w:t>
-      </w:r>
-      <w:r>
-        <w:rPr>
-          <w:color w:val="067D17"/>
-          <w:rFonts w:ascii="Consolas" w:hAnsi="Consolas"/>
-        </w:rPr>
-        <w:t>"Good"</w:t>
-      </w:r>
-      <w:r>
-        <w:rPr>
-          <w:color w:val="080808"/>
-        </w:rPr>
-        <w:t xml:space="preserve"> outcomes stay unchanged.</w:t>
+        <w:t>; the Excellent and Good outcomes stay unchanged.</w:t>
       </w:r>
     </w:p>
     <w:p>
@@ -1361,46 +1335,7 @@
         <w:rPr>
           <w:color w:val="080808"/>
         </w:rPr>
-        <w:t xml:space="preserve">Create a temperature classifier with three outcomes: </w:t>
-      </w:r>
-      <w:r>
-        <w:rPr>
-          <w:color w:val="067D17"/>
-          <w:rFonts w:ascii="Consolas" w:hAnsi="Consolas"/>
-        </w:rPr>
-        <w:t>"Hot"</w:t>
-      </w:r>
-      <w:r>
-        <w:rPr>
-          <w:color w:val="080808"/>
-        </w:rPr>
-        <w:t xml:space="preserve"> at 30 or above, </w:t>
-      </w:r>
-      <w:r>
-        <w:rPr>
-          <w:color w:val="067D17"/>
-          <w:rFonts w:ascii="Consolas" w:hAnsi="Consolas"/>
-        </w:rPr>
-        <w:t>"Warm"</w:t>
-      </w:r>
-      <w:r>
-        <w:rPr>
-          <w:color w:val="080808"/>
-        </w:rPr>
-        <w:t xml:space="preserve"> from 20 to 29, and </w:t>
-      </w:r>
-      <w:r>
-        <w:rPr>
-          <w:color w:val="067D17"/>
-          <w:rFonts w:ascii="Consolas" w:hAnsi="Consolas"/>
-        </w:rPr>
-        <w:t>"Cool"</w:t>
-      </w:r>
-      <w:r>
-        <w:rPr>
-          <w:color w:val="080808"/>
-        </w:rPr>
-        <w:t xml:space="preserve"> below 20. Test 19, 20 and 30.</w:t>
+        <w:t>Create a temperature classifier with three outcomes: Hot at 30 or above, Warm from 20 to 29, and Cool below 20. Test 19, 20 and 30.</w:t>
       </w:r>
     </w:p>
     <w:p>

--- a/Mapped Curriculum Lesson - Supplemental Material/Grade 6/Lesson 05 - More Decisions/More Decisions - Worksheet.docx
+++ b/Mapped Curriculum Lesson - Supplemental Material/Grade 6/Lesson 05 - More Decisions/More Decisions - Worksheet.docx
@@ -1166,12 +1166,14 @@
         <w:rPr>
           <w:color w:val="080808"/>
         </w:rPr>
-        <w:t xml:space="preserve">Change the program so a score of 9 displays </w:t>
+        <w:t xml:space="preserve">Change the example so both comparisons use &gt; instead of &gt;=. Choose new numbers so every score still gets the same message as before. Test 8 and 5; they should still display </w:t>
       </w:r>
       <w:r>
         <w:rPr>
           <w:color w:val="067D17"/>
-          <w:rFonts w:ascii="Consolas" w:hAnsi="Consolas"/>
+          <w:rFonts w:ascii="JetBrains Mono" w:hAnsi="JetBrains Mono"/>
+          <w:sz w:val="20"/>
+          <w:szCs w:val="20"/>
         </w:rPr>
         <w:t>"Excellent"</w:t>
       </w:r>
@@ -1179,7 +1181,22 @@
         <w:rPr>
           <w:color w:val="080808"/>
         </w:rPr>
-        <w:t>. Test scores 8 and 9.</w:t>
+        <w:t xml:space="preserve"> and </w:t>
+      </w:r>
+      <w:r>
+        <w:rPr>
+          <w:color w:val="067D17"/>
+          <w:rFonts w:ascii="JetBrains Mono" w:hAnsi="JetBrains Mono"/>
+          <w:sz w:val="20"/>
+          <w:szCs w:val="20"/>
+        </w:rPr>
+        <w:t>"Good"</w:t>
+      </w:r>
+      <w:r>
+        <w:rPr>
+          <w:color w:val="080808"/>
+        </w:rPr>
+        <w:t>.</w:t>
       </w:r>
     </w:p>
     <w:p w14:noSpellErr="1">
@@ -1269,12 +1286,14 @@
         <w:rPr>
           <w:color w:val="080808"/>
         </w:rPr>
-        <w:t xml:space="preserve">Add one </w:t>
+        <w:t xml:space="preserve">Extend the example with another </w:t>
       </w:r>
       <w:r>
         <w:rPr>
           <w:color w:val="1750EB"/>
-          <w:rFonts w:ascii="Consolas" w:hAnsi="Consolas"/>
+          <w:rFonts w:ascii="JetBrains Mono" w:hAnsi="JetBrains Mono"/>
+          <w:sz w:val="20"/>
+          <w:szCs w:val="20"/>
         </w:rPr>
         <w:t>elif</w:t>
       </w:r>
@@ -1282,12 +1301,14 @@
         <w:rPr>
           <w:color w:val="080808"/>
         </w:rPr>
-        <w:t xml:space="preserve"> branch so scores 3 and 4 display </w:t>
+        <w:t xml:space="preserve"> condition so scores 3 and 4 display </w:t>
       </w:r>
       <w:r>
         <w:rPr>
           <w:color w:val="067D17"/>
-          <w:rFonts w:ascii="Consolas" w:hAnsi="Consolas"/>
+          <w:rFonts w:ascii="JetBrains Mono" w:hAnsi="JetBrains Mono"/>
+          <w:sz w:val="20"/>
+          <w:szCs w:val="20"/>
         </w:rPr>
         <w:t>"Keep practising"</w:t>
       </w:r>
@@ -1295,12 +1316,29 @@
         <w:rPr>
           <w:color w:val="080808"/>
         </w:rPr>
-        <w:t xml:space="preserve">. Scores below 3 should display </w:t>
+        <w:t xml:space="preserve">. Change the </w:t>
+      </w:r>
+      <w:r>
+        <w:rPr>
+          <w:color w:val="1750EB"/>
+          <w:rFonts w:ascii="JetBrains Mono" w:hAnsi="JetBrains Mono"/>
+          <w:sz w:val="20"/>
+          <w:szCs w:val="20"/>
+        </w:rPr>
+        <w:t>else</w:t>
+      </w:r>
+      <w:r>
+        <w:rPr>
+          <w:color w:val="080808"/>
+        </w:rPr>
+        <w:t xml:space="preserve"> message to </w:t>
       </w:r>
       <w:r>
         <w:rPr>
           <w:color w:val="067D17"/>
-          <w:rFonts w:ascii="Consolas" w:hAnsi="Consolas"/>
+          <w:rFonts w:ascii="JetBrains Mono" w:hAnsi="JetBrains Mono"/>
+          <w:sz w:val="20"/>
+          <w:szCs w:val="20"/>
         </w:rPr>
         <w:t>"Try again"</w:t>
       </w:r>
@@ -1308,7 +1346,37 @@
         <w:rPr>
           <w:color w:val="080808"/>
         </w:rPr>
-        <w:t>; the Excellent and Good outcomes stay unchanged.</w:t>
+        <w:t xml:space="preserve">. For example, 4 displays </w:t>
+      </w:r>
+      <w:r>
+        <w:rPr>
+          <w:color w:val="067D17"/>
+          <w:rFonts w:ascii="JetBrains Mono" w:hAnsi="JetBrains Mono"/>
+          <w:sz w:val="20"/>
+          <w:szCs w:val="20"/>
+        </w:rPr>
+        <w:t>"Keep practising"</w:t>
+      </w:r>
+      <w:r>
+        <w:rPr>
+          <w:color w:val="080808"/>
+        </w:rPr>
+        <w:t xml:space="preserve"> and 2 displays </w:t>
+      </w:r>
+      <w:r>
+        <w:rPr>
+          <w:color w:val="067D17"/>
+          <w:rFonts w:ascii="JetBrains Mono" w:hAnsi="JetBrains Mono"/>
+          <w:sz w:val="20"/>
+          <w:szCs w:val="20"/>
+        </w:rPr>
+        <w:t>"Try again"</w:t>
+      </w:r>
+      <w:r>
+        <w:rPr>
+          <w:color w:val="080808"/>
+        </w:rPr>
+        <w:t>.</w:t>
       </w:r>
     </w:p>
     <w:p>
@@ -1335,7 +1403,127 @@
         <w:rPr>
           <w:color w:val="080808"/>
         </w:rPr>
-        <w:t>Create a temperature classifier with three outcomes: Hot at 30 or above, Warm from 20 to 29, and Cool below 20. Test 19, 20 and 30.</w:t>
+        <w:t xml:space="preserve">Create a program that asks for a whole-number temperature. Use </w:t>
+      </w:r>
+      <w:r>
+        <w:rPr>
+          <w:color w:val="1750EB"/>
+          <w:rFonts w:ascii="JetBrains Mono" w:hAnsi="JetBrains Mono"/>
+          <w:sz w:val="20"/>
+          <w:szCs w:val="20"/>
+        </w:rPr>
+        <w:t>if</w:t>
+      </w:r>
+      <w:r>
+        <w:rPr>
+          <w:color w:val="080808"/>
+        </w:rPr>
+        <w:t xml:space="preserve">, </w:t>
+      </w:r>
+      <w:r>
+        <w:rPr>
+          <w:color w:val="1750EB"/>
+          <w:rFonts w:ascii="JetBrains Mono" w:hAnsi="JetBrains Mono"/>
+          <w:sz w:val="20"/>
+          <w:szCs w:val="20"/>
+        </w:rPr>
+        <w:t>elif</w:t>
+      </w:r>
+      <w:r>
+        <w:rPr>
+          <w:color w:val="080808"/>
+        </w:rPr>
+        <w:t xml:space="preserve"> and </w:t>
+      </w:r>
+      <w:r>
+        <w:rPr>
+          <w:color w:val="1750EB"/>
+          <w:rFonts w:ascii="JetBrains Mono" w:hAnsi="JetBrains Mono"/>
+          <w:sz w:val="20"/>
+          <w:szCs w:val="20"/>
+        </w:rPr>
+        <w:t>else</w:t>
+      </w:r>
+      <w:r>
+        <w:rPr>
+          <w:color w:val="080808"/>
+        </w:rPr>
+        <w:t xml:space="preserve"> to display </w:t>
+      </w:r>
+      <w:r>
+        <w:rPr>
+          <w:color w:val="067D17"/>
+          <w:rFonts w:ascii="JetBrains Mono" w:hAnsi="JetBrains Mono"/>
+          <w:sz w:val="20"/>
+          <w:szCs w:val="20"/>
+        </w:rPr>
+        <w:t>"Hot"</w:t>
+      </w:r>
+      <w:r>
+        <w:rPr>
+          <w:color w:val="080808"/>
+        </w:rPr>
+        <w:t xml:space="preserve"> for 30 or above, </w:t>
+      </w:r>
+      <w:r>
+        <w:rPr>
+          <w:color w:val="067D17"/>
+          <w:rFonts w:ascii="JetBrains Mono" w:hAnsi="JetBrains Mono"/>
+          <w:sz w:val="20"/>
+          <w:szCs w:val="20"/>
+        </w:rPr>
+        <w:t>"Warm"</w:t>
+      </w:r>
+      <w:r>
+        <w:rPr>
+          <w:color w:val="080808"/>
+        </w:rPr>
+        <w:t xml:space="preserve"> for 20 to 29, </w:t>
+      </w:r>
+      <w:r>
+        <w:rPr>
+          <w:color w:val="067D17"/>
+          <w:rFonts w:ascii="JetBrains Mono" w:hAnsi="JetBrains Mono"/>
+          <w:sz w:val="20"/>
+          <w:szCs w:val="20"/>
+        </w:rPr>
+        <w:t>"Freezing"</w:t>
+      </w:r>
+      <w:r>
+        <w:rPr>
+          <w:color w:val="080808"/>
+        </w:rPr>
+        <w:t xml:space="preserve"> below 0 and </w:t>
+      </w:r>
+      <w:r>
+        <w:rPr>
+          <w:color w:val="067D17"/>
+          <w:rFonts w:ascii="JetBrains Mono" w:hAnsi="JetBrains Mono"/>
+          <w:sz w:val="20"/>
+          <w:szCs w:val="20"/>
+        </w:rPr>
+        <w:t>"Cool"</w:t>
+      </w:r>
+      <w:r>
+        <w:rPr>
+          <w:color w:val="080808"/>
+        </w:rPr>
+        <w:t xml:space="preserve"> for anything </w:t>
+      </w:r>
+      <w:r>
+        <w:rPr>
+          <w:color w:val="1750EB"/>
+          <w:rFonts w:ascii="JetBrains Mono" w:hAnsi="JetBrains Mono"/>
+          <w:sz w:val="20"/>
+          <w:szCs w:val="20"/>
+        </w:rPr>
+        <w:t>else</w:t>
+      </w:r>
+      <w:r>
+        <w:rPr>
+          <w:color w:val="080808"/>
+        </w:rPr>
+        <w:t>. Test 30, 20, 5 and -3.</w:t>
       </w:r>
     </w:p>
     <w:p>

--- a/Mapped Curriculum Lesson - Supplemental Material/Grade 6/Lesson 05 - More Decisions/More Decisions - Worksheet.docx
+++ b/Mapped Curriculum Lesson - Supplemental Material/Grade 6/Lesson 05 - More Decisions/More Decisions - Worksheet.docx
@@ -108,7 +108,7 @@
           <w:rFonts w:ascii="JetBrains Mono" w:hAnsi="JetBrains Mono" w:cs="JetBrains Mono"/>
           <w:sz w:val="24"/>
           <w:szCs w:val="24"/>
-          <w:color w:val="1750EB"/>
+          <w:color w:val="C45E00"/>
         </w:rPr>
         <w:t>if</w:t>
       </w:r>
@@ -207,7 +207,7 @@
           <w:rFonts w:ascii="JetBrains Mono" w:hAnsi="JetBrains Mono" w:cs="JetBrains Mono"/>
           <w:sz w:val="24"/>
           <w:szCs w:val="24"/>
-          <w:color w:val="1750EB"/>
+          <w:color w:val="C45E00"/>
         </w:rPr>
         <w:t>elif</w:t>
       </w:r>
@@ -306,7 +306,7 @@
           <w:rFonts w:ascii="JetBrains Mono" w:hAnsi="JetBrains Mono" w:cs="JetBrains Mono"/>
           <w:sz w:val="24"/>
           <w:szCs w:val="24"/>
-          <w:color w:val="1750EB"/>
+          <w:color w:val="C45E00"/>
         </w:rPr>
         <w:t>else</w:t>
       </w:r>
@@ -847,9 +847,108 @@
           <w:rFonts w:ascii="JetBrains Mono" w:hAnsi="JetBrains Mono" w:cs="JetBrains Mono"/>
           <w:sz w:val="20"/>
           <w:szCs w:val="20"/>
+          <w:color w:val="C45E00"/>
+        </w:rPr>
+        <w:t>if</w:t>
+      </w:r>
+      <w:r>
+        <w:rPr>
+          <w:rFonts w:ascii="JetBrains Mono" w:hAnsi="JetBrains Mono" w:cs="JetBrains Mono"/>
+          <w:sz w:val="20"/>
+          <w:szCs w:val="20"/>
+          <w:color w:val="080808"/>
+        </w:rPr>
+        <w:t xml:space="preserve"> score </w:t>
+      </w:r>
+      <w:r>
+        <w:rPr>
+          <w:rFonts w:ascii="Consolas" w:hAnsi="Consolas" w:cs="JetBrains Mono"/>
+          <w:sz w:val="20"/>
+          <w:szCs w:val="20"/>
+          <w:color w:val="080808"/>
+        </w:rPr>
+        <w:t>&gt;=</w:t>
+      </w:r>
+      <w:r>
+        <w:rPr>
+          <w:rFonts w:ascii="JetBrains Mono" w:hAnsi="JetBrains Mono" w:cs="JetBrains Mono"/>
+          <w:sz w:val="20"/>
+          <w:szCs w:val="20"/>
+          <w:color w:val="080808"/>
+        </w:rPr>
+        <w:t xml:space="preserve"> 8:</w:t>
+      </w:r>
+      <w:r>
+        <w:rPr>
+          <w:rFonts w:ascii="JetBrains Mono" w:hAnsi="JetBrains Mono" w:cs="JetBrains Mono"/>
+          <w:sz w:val="20"/>
+          <w:szCs w:val="20"/>
+          <w:color w:val="080808"/>
+        </w:rPr>
+        <w:br/>
+      </w:r>
+      <w:r>
+        <w:rPr>
+          <w:rFonts w:ascii="JetBrains Mono" w:hAnsi="JetBrains Mono" w:cs="JetBrains Mono"/>
+          <w:sz w:val="20"/>
+          <w:szCs w:val="20"/>
+          <w:color w:val="080808"/>
+        </w:rPr>
+        <w:t xml:space="preserve">    </w:t>
+      </w:r>
+      <w:r>
+        <w:rPr>
+          <w:rFonts w:ascii="JetBrains Mono" w:hAnsi="JetBrains Mono" w:cs="JetBrains Mono"/>
+          <w:sz w:val="20"/>
+          <w:szCs w:val="20"/>
           <w:color w:val="1750EB"/>
         </w:rPr>
-        <w:t>if</w:t>
+        <w:t>print</w:t>
+      </w:r>
+      <w:r>
+        <w:rPr>
+          <w:rFonts w:ascii="JetBrains Mono" w:hAnsi="JetBrains Mono" w:cs="JetBrains Mono"/>
+          <w:sz w:val="20"/>
+          <w:szCs w:val="20"/>
+          <w:color w:val="080808"/>
+        </w:rPr>
+        <w:t>(</w:t>
+      </w:r>
+      <w:r>
+        <w:rPr>
+          <w:rFonts w:ascii="JetBrains Mono" w:hAnsi="JetBrains Mono" w:cs="JetBrains Mono"/>
+          <w:sz w:val="20"/>
+          <w:szCs w:val="20"/>
+          <w:color w:val="067D17"/>
+        </w:rPr>
+        <w:t>"Excellent"</w:t>
+      </w:r>
+      <w:r>
+        <w:rPr>
+          <w:rFonts w:ascii="JetBrains Mono" w:hAnsi="JetBrains Mono" w:cs="JetBrains Mono"/>
+          <w:sz w:val="20"/>
+          <w:szCs w:val="20"/>
+          <w:color w:val="080808"/>
+        </w:rPr>
+        <w:t>)</w:t>
+      </w:r>
+      <w:r>
+        <w:rPr>
+          <w:rFonts w:ascii="JetBrains Mono" w:hAnsi="JetBrains Mono" w:cs="JetBrains Mono"/>
+          <w:sz w:val="20"/>
+          <w:szCs w:val="20"/>
+          <w:color w:val="080808"/>
+        </w:rPr>
+        <w:br/>
+      </w:r>
+      <w:r>
+        <w:rPr>
+          <w:rFonts w:ascii="JetBrains Mono" w:hAnsi="JetBrains Mono" w:cs="JetBrains Mono"/>
+          <w:sz w:val="20"/>
+          <w:szCs w:val="20"/>
+          <w:color w:val="C45E00"/>
+        </w:rPr>
+        <w:t>elif</w:t>
       </w:r>
       <w:r>
         <w:rPr>
@@ -876,7 +975,7 @@
           <w:szCs w:val="20"/>
           <w:color w:val="080808"/>
         </w:rPr>
-        <w:t xml:space="preserve"> 8:</w:t>
+        <w:t xml:space="preserve"> 5:</w:t>
       </w:r>
       <w:r>
         <w:rPr>
@@ -921,7 +1020,7 @@
           <w:szCs w:val="20"/>
           <w:color w:val="067D17"/>
         </w:rPr>
-        <w:t>"Excellent"</w:t>
+        <w:t>"Good"</w:t>
       </w:r>
       <w:r>
         <w:rPr>
@@ -946,106 +1045,7 @@
           <w:rFonts w:ascii="JetBrains Mono" w:hAnsi="JetBrains Mono" w:cs="JetBrains Mono"/>
           <w:sz w:val="20"/>
           <w:szCs w:val="20"/>
-          <w:color w:val="1750EB"/>
-        </w:rPr>
-        <w:t>elif</w:t>
-      </w:r>
-      <w:r>
-        <w:rPr>
-          <w:rFonts w:ascii="JetBrains Mono" w:hAnsi="JetBrains Mono" w:cs="JetBrains Mono"/>
-          <w:sz w:val="20"/>
-          <w:szCs w:val="20"/>
-          <w:color w:val="080808"/>
-        </w:rPr>
-        <w:t xml:space="preserve"> score </w:t>
-      </w:r>
-      <w:r>
-        <w:rPr>
-          <w:rFonts w:ascii="Consolas" w:hAnsi="Consolas" w:cs="JetBrains Mono"/>
-          <w:sz w:val="20"/>
-          <w:szCs w:val="20"/>
-          <w:color w:val="080808"/>
-        </w:rPr>
-        <w:t>&gt;=</w:t>
-      </w:r>
-      <w:r>
-        <w:rPr>
-          <w:rFonts w:ascii="JetBrains Mono" w:hAnsi="JetBrains Mono" w:cs="JetBrains Mono"/>
-          <w:sz w:val="20"/>
-          <w:szCs w:val="20"/>
-          <w:color w:val="080808"/>
-        </w:rPr>
-        <w:t xml:space="preserve"> 5:</w:t>
-      </w:r>
-      <w:r>
-        <w:rPr>
-          <w:rFonts w:ascii="JetBrains Mono" w:hAnsi="JetBrains Mono" w:cs="JetBrains Mono"/>
-          <w:sz w:val="20"/>
-          <w:szCs w:val="20"/>
-          <w:color w:val="080808"/>
-        </w:rPr>
-        <w:br/>
-      </w:r>
-      <w:r>
-        <w:rPr>
-          <w:rFonts w:ascii="JetBrains Mono" w:hAnsi="JetBrains Mono" w:cs="JetBrains Mono"/>
-          <w:sz w:val="20"/>
-          <w:szCs w:val="20"/>
-          <w:color w:val="080808"/>
-        </w:rPr>
-        <w:t xml:space="preserve">    </w:t>
-      </w:r>
-      <w:r>
-        <w:rPr>
-          <w:rFonts w:ascii="JetBrains Mono" w:hAnsi="JetBrains Mono" w:cs="JetBrains Mono"/>
-          <w:sz w:val="20"/>
-          <w:szCs w:val="20"/>
-          <w:color w:val="1750EB"/>
-        </w:rPr>
-        <w:t>print</w:t>
-      </w:r>
-      <w:r>
-        <w:rPr>
-          <w:rFonts w:ascii="JetBrains Mono" w:hAnsi="JetBrains Mono" w:cs="JetBrains Mono"/>
-          <w:sz w:val="20"/>
-          <w:szCs w:val="20"/>
-          <w:color w:val="080808"/>
-        </w:rPr>
-        <w:t>(</w:t>
-      </w:r>
-      <w:r>
-        <w:rPr>
-          <w:rFonts w:ascii="JetBrains Mono" w:hAnsi="JetBrains Mono" w:cs="JetBrains Mono"/>
-          <w:sz w:val="20"/>
-          <w:szCs w:val="20"/>
-          <w:color w:val="067D17"/>
-        </w:rPr>
-        <w:t>"Good"</w:t>
-      </w:r>
-      <w:r>
-        <w:rPr>
-          <w:rFonts w:ascii="JetBrains Mono" w:hAnsi="JetBrains Mono" w:cs="JetBrains Mono"/>
-          <w:sz w:val="20"/>
-          <w:szCs w:val="20"/>
-          <w:color w:val="080808"/>
-        </w:rPr>
-        <w:t>)</w:t>
-      </w:r>
-      <w:r>
-        <w:rPr>
-          <w:rFonts w:ascii="JetBrains Mono" w:hAnsi="JetBrains Mono" w:cs="JetBrains Mono"/>
-          <w:sz w:val="20"/>
-          <w:szCs w:val="20"/>
-          <w:color w:val="080808"/>
-        </w:rPr>
-        <w:br/>
-      </w:r>
-      <w:r>
-        <w:rPr>
-          <w:rFonts w:ascii="JetBrains Mono" w:hAnsi="JetBrains Mono" w:cs="JetBrains Mono"/>
-          <w:sz w:val="20"/>
-          <w:szCs w:val="20"/>
-          <w:color w:val="1750EB"/>
+          <w:color w:val="C45E00"/>
         </w:rPr>
         <w:t>else</w:t>
       </w:r>
@@ -1290,7 +1290,7 @@
       </w:r>
       <w:r>
         <w:rPr>
-          <w:color w:val="1750EB"/>
+          <w:color w:val="C45E00"/>
           <w:rFonts w:ascii="JetBrains Mono" w:hAnsi="JetBrains Mono"/>
           <w:sz w:val="20"/>
           <w:szCs w:val="20"/>
@@ -1320,7 +1320,7 @@
       </w:r>
       <w:r>
         <w:rPr>
-          <w:color w:val="1750EB"/>
+          <w:color w:val="C45E00"/>
           <w:rFonts w:ascii="JetBrains Mono" w:hAnsi="JetBrains Mono"/>
           <w:sz w:val="20"/>
           <w:szCs w:val="20"/>
@@ -1407,7 +1407,7 @@
       </w:r>
       <w:r>
         <w:rPr>
-          <w:color w:val="1750EB"/>
+          <w:color w:val="C45E00"/>
           <w:rFonts w:ascii="JetBrains Mono" w:hAnsi="JetBrains Mono"/>
           <w:sz w:val="20"/>
           <w:szCs w:val="20"/>
@@ -1422,7 +1422,7 @@
       </w:r>
       <w:r>
         <w:rPr>
-          <w:color w:val="1750EB"/>
+          <w:color w:val="C45E00"/>
           <w:rFonts w:ascii="JetBrains Mono" w:hAnsi="JetBrains Mono"/>
           <w:sz w:val="20"/>
           <w:szCs w:val="20"/>
@@ -1437,7 +1437,7 @@
       </w:r>
       <w:r>
         <w:rPr>
-          <w:color w:val="1750EB"/>
+          <w:color w:val="C45E00"/>
           <w:rFonts w:ascii="JetBrains Mono" w:hAnsi="JetBrains Mono"/>
           <w:sz w:val="20"/>
           <w:szCs w:val="20"/>
@@ -1512,7 +1512,7 @@
       </w:r>
       <w:r>
         <w:rPr>
-          <w:color w:val="1750EB"/>
+          <w:color w:val="C45E00"/>
           <w:rFonts w:ascii="JetBrains Mono" w:hAnsi="JetBrains Mono"/>
           <w:sz w:val="20"/>
           <w:szCs w:val="20"/>

--- a/Mapped Curriculum Lesson - Supplemental Material/Grade 6/Lesson 05 - More Decisions/More Decisions - Worksheet.docx
+++ b/Mapped Curriculum Lesson - Supplemental Material/Grade 6/Lesson 05 - More Decisions/More Decisions - Worksheet.docx
@@ -1508,22 +1508,7 @@
         <w:rPr>
           <w:color w:val="080808"/>
         </w:rPr>
-        <w:t xml:space="preserve"> for anything </w:t>
-      </w:r>
-      <w:r>
-        <w:rPr>
-          <w:color w:val="C45E00"/>
-          <w:rFonts w:ascii="JetBrains Mono" w:hAnsi="JetBrains Mono"/>
-          <w:sz w:val="20"/>
-          <w:szCs w:val="20"/>
-        </w:rPr>
-        <w:t>else</w:t>
-      </w:r>
-      <w:r>
-        <w:rPr>
-          <w:color w:val="080808"/>
-        </w:rPr>
-        <w:t>. Test 30, 20, 5 and -3.</w:t>
+        <w:t xml:space="preserve"> for anything else. Test 30, 20, 5 and -3.</w:t>
       </w:r>
     </w:p>
     <w:p>
@@ -1717,7 +1702,7 @@
           <w:kern w:val="0"/>
           <w:szCs w:val="24"/>
           <w14:ligatures w14:val="none"/>
-          <w:color w:val="1750EB"/>
+          <w:color w:val="C45E00"/>
         </w:rPr>
         <w:t>if</w:t>
       </w:r>
@@ -1827,7 +1812,7 @@
           <w:kern w:val="0"/>
           <w:szCs w:val="24"/>
           <w14:ligatures w14:val="none"/>
-          <w:color w:val="1750EB"/>
+          <w:color w:val="C45E00"/>
         </w:rPr>
         <w:t>elif</w:t>
       </w:r>
@@ -1937,7 +1922,7 @@
           <w:kern w:val="0"/>
           <w:szCs w:val="24"/>
           <w14:ligatures w14:val="none"/>
-          <w:color w:val="1750EB"/>
+          <w:color w:val="C45E00"/>
         </w:rPr>
         <w:t>else</w:t>
       </w:r>
